--- a/запросы лаб 1.docx
+++ b/запросы лаб 1.docx
@@ -8,30 +8,684 @@
           <w:rFonts w:asciiTheme="majorBidi" w:hAnsiTheme="majorBidi" w:cstheme="majorBidi"/>
           <w:sz w:val="28"/>
           <w:szCs w:val="28"/>
-        </w:rPr>
-      </w:pPr>
-      <w:r>
-        <w:rPr>
-          <w:rFonts w:asciiTheme="majorBidi" w:hAnsiTheme="majorBidi" w:cstheme="majorBidi"/>
-          <w:sz w:val="28"/>
-          <w:szCs w:val="28"/>
-        </w:rPr>
-        <w:t xml:space="preserve"> Задание 1: 10 последних отправленных писем</w:t>
-      </w:r>
-    </w:p>
-    <w:p>
-      <w:pPr>
-        <w:rPr>
-          <w:rFonts w:asciiTheme="majorBidi" w:hAnsiTheme="majorBidi" w:cstheme="majorBidi"/>
-          <w:sz w:val="28"/>
-          <w:szCs w:val="28"/>
-        </w:rPr>
-      </w:pPr>
-      <w:r>
-        <w:rPr>
-          <w:rFonts w:asciiTheme="majorBidi" w:hAnsiTheme="majorBidi" w:cstheme="majorBidi"/>
-          <w:sz w:val="28"/>
-          <w:szCs w:val="28"/>
+          <w:lang w:val="ru-RU"/>
+        </w:rPr>
+      </w:pPr>
+      <w:r>
+        <w:rPr>
+          <w:rFonts w:asciiTheme="majorBidi" w:hAnsiTheme="majorBidi" w:cstheme="majorBidi"/>
+          <w:sz w:val="28"/>
+          <w:szCs w:val="28"/>
+          <w:lang w:val="ru-RU"/>
+        </w:rPr>
+        <w:t>-- =====================================================</w:t>
+      </w:r>
+    </w:p>
+    <w:p>
+      <w:pPr>
+        <w:rPr>
+          <w:rFonts w:asciiTheme="majorBidi" w:hAnsiTheme="majorBidi" w:cstheme="majorBidi"/>
+          <w:sz w:val="28"/>
+          <w:szCs w:val="28"/>
+          <w:lang w:val="ru-RU"/>
+        </w:rPr>
+      </w:pPr>
+      <w:r>
+        <w:rPr>
+          <w:rFonts w:asciiTheme="majorBidi" w:hAnsiTheme="majorBidi" w:cstheme="majorBidi"/>
+          <w:sz w:val="28"/>
+          <w:szCs w:val="28"/>
+          <w:lang w:val="ru-RU"/>
+        </w:rPr>
+        <w:t>-- Лабораторная работа №1</w:t>
+      </w:r>
+    </w:p>
+    <w:p>
+      <w:pPr>
+        <w:rPr>
+          <w:rFonts w:asciiTheme="majorBidi" w:hAnsiTheme="majorBidi" w:cstheme="majorBidi"/>
+          <w:sz w:val="28"/>
+          <w:szCs w:val="28"/>
+          <w:lang w:val="ru-RU"/>
+        </w:rPr>
+      </w:pPr>
+      <w:r>
+        <w:rPr>
+          <w:rFonts w:asciiTheme="majorBidi" w:hAnsiTheme="majorBidi" w:cstheme="majorBidi"/>
+          <w:sz w:val="28"/>
+          <w:szCs w:val="28"/>
+          <w:lang w:val="ru-RU"/>
+        </w:rPr>
+        <w:t>-- Вариант 11</w:t>
+      </w:r>
+    </w:p>
+    <w:p>
+      <w:pPr>
+        <w:rPr>
+          <w:rFonts w:asciiTheme="majorBidi" w:hAnsiTheme="majorBidi" w:cstheme="majorBidi"/>
+          <w:sz w:val="28"/>
+          <w:szCs w:val="28"/>
+          <w:lang w:val="ru-RU"/>
+        </w:rPr>
+      </w:pPr>
+      <w:r>
+        <w:rPr>
+          <w:rFonts w:asciiTheme="majorBidi" w:hAnsiTheme="majorBidi" w:cstheme="majorBidi"/>
+          <w:sz w:val="28"/>
+          <w:szCs w:val="28"/>
+          <w:lang w:val="ru-RU"/>
+        </w:rPr>
+        <w:t>-- =====================================================</w:t>
+      </w:r>
+    </w:p>
+    <w:p>
+      <w:pPr>
+        <w:rPr>
+          <w:rFonts w:asciiTheme="majorBidi" w:hAnsiTheme="majorBidi" w:cstheme="majorBidi"/>
+          <w:sz w:val="28"/>
+          <w:szCs w:val="28"/>
+          <w:lang w:val="ru-RU"/>
+        </w:rPr>
+      </w:pPr>
+    </w:p>
+    <w:p>
+      <w:pPr>
+        <w:rPr>
+          <w:rFonts w:asciiTheme="majorBidi" w:hAnsiTheme="majorBidi" w:cstheme="majorBidi"/>
+          <w:sz w:val="28"/>
+          <w:szCs w:val="28"/>
+          <w:lang w:val="ru-RU"/>
+        </w:rPr>
+      </w:pPr>
+      <w:r>
+        <w:rPr>
+          <w:rFonts w:asciiTheme="majorBidi" w:hAnsiTheme="majorBidi" w:cstheme="majorBidi"/>
+          <w:sz w:val="28"/>
+          <w:szCs w:val="28"/>
+          <w:lang w:val="ru-RU"/>
+        </w:rPr>
+        <w:t>-- =====================================================</w:t>
+      </w:r>
+    </w:p>
+    <w:p>
+      <w:pPr>
+        <w:rPr>
+          <w:rFonts w:asciiTheme="majorBidi" w:hAnsiTheme="majorBidi" w:cstheme="majorBidi"/>
+          <w:sz w:val="28"/>
+          <w:szCs w:val="28"/>
+          <w:lang w:val="ru-RU"/>
+        </w:rPr>
+      </w:pPr>
+      <w:r>
+        <w:rPr>
+          <w:rFonts w:asciiTheme="majorBidi" w:hAnsiTheme="majorBidi" w:cstheme="majorBidi"/>
+          <w:sz w:val="28"/>
+          <w:szCs w:val="28"/>
+          <w:lang w:val="ru-RU"/>
+        </w:rPr>
+        <w:t>-- ОБЩИЕ ЗАДАНИЯ (для всех студентов)</w:t>
+      </w:r>
+    </w:p>
+    <w:p>
+      <w:pPr>
+        <w:rPr>
+          <w:rFonts w:asciiTheme="majorBidi" w:hAnsiTheme="majorBidi" w:cstheme="majorBidi"/>
+          <w:sz w:val="28"/>
+          <w:szCs w:val="28"/>
+          <w:lang w:val="ru-RU"/>
+        </w:rPr>
+      </w:pPr>
+      <w:r>
+        <w:rPr>
+          <w:rFonts w:asciiTheme="majorBidi" w:hAnsiTheme="majorBidi" w:cstheme="majorBidi"/>
+          <w:sz w:val="28"/>
+          <w:szCs w:val="28"/>
+          <w:lang w:val="ru-RU"/>
+        </w:rPr>
+        <w:t>-- =====================================================</w:t>
+      </w:r>
+    </w:p>
+    <w:p>
+      <w:pPr>
+        <w:rPr>
+          <w:rFonts w:asciiTheme="majorBidi" w:hAnsiTheme="majorBidi" w:cstheme="majorBidi"/>
+          <w:sz w:val="28"/>
+          <w:szCs w:val="28"/>
+          <w:lang w:val="ru-RU"/>
+        </w:rPr>
+      </w:pPr>
+    </w:p>
+    <w:p>
+      <w:pPr>
+        <w:rPr>
+          <w:rFonts w:asciiTheme="majorBidi" w:hAnsiTheme="majorBidi" w:cstheme="majorBidi"/>
+          <w:sz w:val="28"/>
+          <w:szCs w:val="28"/>
+          <w:lang w:val="ru-RU"/>
+        </w:rPr>
+      </w:pPr>
+      <w:r>
+        <w:rPr>
+          <w:rFonts w:asciiTheme="majorBidi" w:hAnsiTheme="majorBidi" w:cstheme="majorBidi"/>
+          <w:sz w:val="28"/>
+          <w:szCs w:val="28"/>
+          <w:lang w:val="ru-RU"/>
+        </w:rPr>
+        <w:t>-- Задание 1.1. Базовый поиск (Salespeople)</w:t>
+      </w:r>
+    </w:p>
+    <w:p>
+      <w:pPr>
+        <w:rPr>
+          <w:rFonts w:asciiTheme="majorBidi" w:hAnsiTheme="majorBidi" w:cstheme="majorBidi"/>
+          <w:sz w:val="28"/>
+          <w:szCs w:val="28"/>
+          <w:lang w:val="ru-RU"/>
+        </w:rPr>
+      </w:pPr>
+      <w:r>
+        <w:rPr>
+          <w:rFonts w:asciiTheme="majorBidi" w:hAnsiTheme="majorBidi" w:cstheme="majorBidi"/>
+          <w:sz w:val="28"/>
+          <w:szCs w:val="28"/>
+          <w:lang w:val="ru-RU"/>
+        </w:rPr>
+        <w:t>-- Первые 10 нанятых женщин-продавцов</w:t>
+      </w:r>
+    </w:p>
+    <w:p>
+      <w:pPr>
+        <w:rPr>
+          <w:rFonts w:asciiTheme="majorBidi" w:hAnsiTheme="majorBidi" w:cstheme="majorBidi"/>
+          <w:sz w:val="28"/>
+          <w:szCs w:val="28"/>
+          <w:lang w:val="en-US"/>
+        </w:rPr>
+      </w:pPr>
+      <w:r>
+        <w:rPr>
+          <w:rFonts w:asciiTheme="majorBidi" w:hAnsiTheme="majorBidi" w:cstheme="majorBidi"/>
+          <w:sz w:val="28"/>
+          <w:szCs w:val="28"/>
+          <w:lang w:val="en-US"/>
+        </w:rPr>
+        <w:t>SELECT username</w:t>
+      </w:r>
+    </w:p>
+    <w:p>
+      <w:pPr>
+        <w:rPr>
+          <w:rFonts w:asciiTheme="majorBidi" w:hAnsiTheme="majorBidi" w:cstheme="majorBidi"/>
+          <w:sz w:val="28"/>
+          <w:szCs w:val="28"/>
+          <w:lang w:val="en-US"/>
+        </w:rPr>
+      </w:pPr>
+      <w:r>
+        <w:rPr>
+          <w:rFonts w:asciiTheme="majorBidi" w:hAnsiTheme="majorBidi" w:cstheme="majorBidi"/>
+          <w:sz w:val="28"/>
+          <w:szCs w:val="28"/>
+          <w:lang w:val="en-US"/>
+        </w:rPr>
+        <w:t>FROM salespeople</w:t>
+      </w:r>
+    </w:p>
+    <w:p>
+      <w:pPr>
+        <w:rPr>
+          <w:rFonts w:asciiTheme="majorBidi" w:hAnsiTheme="majorBidi" w:cstheme="majorBidi"/>
+          <w:sz w:val="28"/>
+          <w:szCs w:val="28"/>
+          <w:lang w:val="en-US"/>
+        </w:rPr>
+      </w:pPr>
+      <w:r>
+        <w:rPr>
+          <w:rFonts w:asciiTheme="majorBidi" w:hAnsiTheme="majorBidi" w:cstheme="majorBidi"/>
+          <w:sz w:val="28"/>
+          <w:szCs w:val="28"/>
+          <w:lang w:val="en-US"/>
+        </w:rPr>
+        <w:t>WHERE gender = 'Female'</w:t>
+      </w:r>
+    </w:p>
+    <w:p>
+      <w:pPr>
+        <w:rPr>
+          <w:rFonts w:asciiTheme="majorBidi" w:hAnsiTheme="majorBidi" w:cstheme="majorBidi"/>
+          <w:sz w:val="28"/>
+          <w:szCs w:val="28"/>
+          <w:lang w:val="en-US"/>
+        </w:rPr>
+      </w:pPr>
+      <w:r>
+        <w:rPr>
+          <w:rFonts w:asciiTheme="majorBidi" w:hAnsiTheme="majorBidi" w:cstheme="majorBidi"/>
+          <w:sz w:val="28"/>
+          <w:szCs w:val="28"/>
+          <w:lang w:val="en-US"/>
+        </w:rPr>
+        <w:t>ORDER BY hire_date ASC</w:t>
+      </w:r>
+    </w:p>
+    <w:p>
+      <w:pPr>
+        <w:rPr>
+          <w:rFonts w:asciiTheme="majorBidi" w:hAnsiTheme="majorBidi" w:cstheme="majorBidi"/>
+          <w:sz w:val="28"/>
+          <w:szCs w:val="28"/>
+          <w:lang w:val="en-US"/>
+        </w:rPr>
+      </w:pPr>
+      <w:r>
+        <w:rPr>
+          <w:rFonts w:asciiTheme="majorBidi" w:hAnsiTheme="majorBidi" w:cstheme="majorBidi"/>
+          <w:sz w:val="28"/>
+          <w:szCs w:val="28"/>
+          <w:lang w:val="en-US"/>
+        </w:rPr>
+        <w:t>LIMIT 10;</w:t>
+      </w:r>
+    </w:p>
+    <w:p>
+      <w:pPr>
+        <w:rPr>
+          <w:rFonts w:asciiTheme="majorBidi" w:hAnsiTheme="majorBidi" w:cstheme="majorBidi"/>
+          <w:sz w:val="28"/>
+          <w:szCs w:val="28"/>
+          <w:lang w:val="en-US"/>
+        </w:rPr>
+      </w:pPr>
+    </w:p>
+    <w:p>
+      <w:pPr>
+        <w:rPr>
+          <w:rFonts w:asciiTheme="majorBidi" w:hAnsiTheme="majorBidi" w:cstheme="majorBidi"/>
+          <w:sz w:val="28"/>
+          <w:szCs w:val="28"/>
+          <w:lang w:val="ru-RU"/>
+        </w:rPr>
+      </w:pPr>
+      <w:r>
+        <w:rPr>
+          <w:rFonts w:asciiTheme="majorBidi" w:hAnsiTheme="majorBidi" w:cstheme="majorBidi"/>
+          <w:sz w:val="28"/>
+          <w:szCs w:val="28"/>
+          <w:lang w:val="ru-RU"/>
+        </w:rPr>
+        <w:t>-- Первые 10 нанятых мужчин-продавцов</w:t>
+      </w:r>
+    </w:p>
+    <w:p>
+      <w:pPr>
+        <w:rPr>
+          <w:rFonts w:asciiTheme="majorBidi" w:hAnsiTheme="majorBidi" w:cstheme="majorBidi"/>
+          <w:sz w:val="28"/>
+          <w:szCs w:val="28"/>
+          <w:lang w:val="ru-RU"/>
+        </w:rPr>
+      </w:pPr>
+      <w:r>
+        <w:rPr>
+          <w:rFonts w:asciiTheme="majorBidi" w:hAnsiTheme="majorBidi" w:cstheme="majorBidi"/>
+          <w:sz w:val="28"/>
+          <w:szCs w:val="28"/>
+          <w:lang w:val="ru-RU"/>
+        </w:rPr>
+        <w:t>SELECT username</w:t>
+      </w:r>
+    </w:p>
+    <w:p>
+      <w:pPr>
+        <w:rPr>
+          <w:rFonts w:asciiTheme="majorBidi" w:hAnsiTheme="majorBidi" w:cstheme="majorBidi"/>
+          <w:sz w:val="28"/>
+          <w:szCs w:val="28"/>
+          <w:lang w:val="en-US"/>
+        </w:rPr>
+      </w:pPr>
+      <w:r>
+        <w:rPr>
+          <w:rFonts w:asciiTheme="majorBidi" w:hAnsiTheme="majorBidi" w:cstheme="majorBidi"/>
+          <w:sz w:val="28"/>
+          <w:szCs w:val="28"/>
+          <w:lang w:val="en-US"/>
+        </w:rPr>
+        <w:t>FROM salespeople</w:t>
+      </w:r>
+    </w:p>
+    <w:p>
+      <w:pPr>
+        <w:rPr>
+          <w:rFonts w:asciiTheme="majorBidi" w:hAnsiTheme="majorBidi" w:cstheme="majorBidi"/>
+          <w:sz w:val="28"/>
+          <w:szCs w:val="28"/>
+          <w:lang w:val="en-US"/>
+        </w:rPr>
+      </w:pPr>
+      <w:r>
+        <w:rPr>
+          <w:rFonts w:asciiTheme="majorBidi" w:hAnsiTheme="majorBidi" w:cstheme="majorBidi"/>
+          <w:sz w:val="28"/>
+          <w:szCs w:val="28"/>
+          <w:lang w:val="en-US"/>
+        </w:rPr>
+        <w:t>WHERE gender = 'Male'</w:t>
+      </w:r>
+    </w:p>
+    <w:p>
+      <w:pPr>
+        <w:rPr>
+          <w:rFonts w:asciiTheme="majorBidi" w:hAnsiTheme="majorBidi" w:cstheme="majorBidi"/>
+          <w:sz w:val="28"/>
+          <w:szCs w:val="28"/>
+          <w:lang w:val="en-US"/>
+        </w:rPr>
+      </w:pPr>
+      <w:r>
+        <w:rPr>
+          <w:rFonts w:asciiTheme="majorBidi" w:hAnsiTheme="majorBidi" w:cstheme="majorBidi"/>
+          <w:sz w:val="28"/>
+          <w:szCs w:val="28"/>
+          <w:lang w:val="en-US"/>
+        </w:rPr>
+        <w:t>ORDER BY hire_date ASC</w:t>
+      </w:r>
+    </w:p>
+    <w:p>
+      <w:pPr>
+        <w:rPr>
+          <w:rFonts w:asciiTheme="majorBidi" w:hAnsiTheme="majorBidi" w:cstheme="majorBidi"/>
+          <w:sz w:val="28"/>
+          <w:szCs w:val="28"/>
+          <w:lang w:val="ru-RU"/>
+        </w:rPr>
+      </w:pPr>
+      <w:r>
+        <w:rPr>
+          <w:rFonts w:asciiTheme="majorBidi" w:hAnsiTheme="majorBidi" w:cstheme="majorBidi"/>
+          <w:sz w:val="28"/>
+          <w:szCs w:val="28"/>
+          <w:lang w:val="ru-RU"/>
+        </w:rPr>
+        <w:t>LIMIT 10;</w:t>
+      </w:r>
+    </w:p>
+    <w:p>
+      <w:pPr>
+        <w:rPr>
+          <w:rFonts w:asciiTheme="majorBidi" w:hAnsiTheme="majorBidi" w:cstheme="majorBidi"/>
+          <w:sz w:val="28"/>
+          <w:szCs w:val="28"/>
+          <w:lang w:val="ru-RU"/>
+        </w:rPr>
+      </w:pPr>
+    </w:p>
+    <w:p>
+      <w:pPr>
+        <w:rPr>
+          <w:rFonts w:asciiTheme="majorBidi" w:hAnsiTheme="majorBidi" w:cstheme="majorBidi"/>
+          <w:sz w:val="28"/>
+          <w:szCs w:val="28"/>
+          <w:lang w:val="ru-RU"/>
+        </w:rPr>
+      </w:pPr>
+      <w:r>
+        <w:rPr>
+          <w:rFonts w:asciiTheme="majorBidi" w:hAnsiTheme="majorBidi" w:cstheme="majorBidi"/>
+          <w:sz w:val="28"/>
+          <w:szCs w:val="28"/>
+          <w:lang w:val="ru-RU"/>
+        </w:rPr>
+        <w:t>-- Задание 1.2. Работа с клиентами (Customers)</w:t>
+      </w:r>
+    </w:p>
+    <w:p>
+      <w:pPr>
+        <w:rPr>
+          <w:rFonts w:asciiTheme="majorBidi" w:hAnsiTheme="majorBidi" w:cstheme="majorBidi"/>
+          <w:sz w:val="28"/>
+          <w:szCs w:val="28"/>
+          <w:lang w:val="ru-RU"/>
+        </w:rPr>
+      </w:pPr>
+      <w:r>
+        <w:rPr>
+          <w:rFonts w:asciiTheme="majorBidi" w:hAnsiTheme="majorBidi" w:cstheme="majorBidi"/>
+          <w:sz w:val="28"/>
+          <w:szCs w:val="28"/>
+          <w:lang w:val="ru-RU"/>
+        </w:rPr>
+        <w:t>-- Все email клиентов из штата Флорида (FL)</w:t>
+      </w:r>
+    </w:p>
+    <w:p>
+      <w:pPr>
+        <w:rPr>
+          <w:rFonts w:asciiTheme="majorBidi" w:hAnsiTheme="majorBidi" w:cstheme="majorBidi"/>
+          <w:sz w:val="28"/>
+          <w:szCs w:val="28"/>
+          <w:lang w:val="ru-RU"/>
+        </w:rPr>
+      </w:pPr>
+      <w:r>
+        <w:rPr>
+          <w:rFonts w:asciiTheme="majorBidi" w:hAnsiTheme="majorBidi" w:cstheme="majorBidi"/>
+          <w:sz w:val="28"/>
+          <w:szCs w:val="28"/>
+          <w:lang w:val="ru-RU"/>
+        </w:rPr>
+        <w:lastRenderedPageBreak/>
+        <w:t>SELECT email</w:t>
+      </w:r>
+    </w:p>
+    <w:p>
+      <w:pPr>
+        <w:rPr>
+          <w:rFonts w:asciiTheme="majorBidi" w:hAnsiTheme="majorBidi" w:cstheme="majorBidi"/>
+          <w:sz w:val="28"/>
+          <w:szCs w:val="28"/>
+          <w:lang w:val="ru-RU"/>
+        </w:rPr>
+      </w:pPr>
+      <w:r>
+        <w:rPr>
+          <w:rFonts w:asciiTheme="majorBidi" w:hAnsiTheme="majorBidi" w:cstheme="majorBidi"/>
+          <w:sz w:val="28"/>
+          <w:szCs w:val="28"/>
+          <w:lang w:val="ru-RU"/>
+        </w:rPr>
+        <w:t>FROM customers</w:t>
+      </w:r>
+    </w:p>
+    <w:p>
+      <w:pPr>
+        <w:rPr>
+          <w:rFonts w:asciiTheme="majorBidi" w:hAnsiTheme="majorBidi" w:cstheme="majorBidi"/>
+          <w:sz w:val="28"/>
+          <w:szCs w:val="28"/>
+          <w:lang w:val="ru-RU"/>
+        </w:rPr>
+      </w:pPr>
+      <w:r>
+        <w:rPr>
+          <w:rFonts w:asciiTheme="majorBidi" w:hAnsiTheme="majorBidi" w:cstheme="majorBidi"/>
+          <w:sz w:val="28"/>
+          <w:szCs w:val="28"/>
+          <w:lang w:val="ru-RU"/>
+        </w:rPr>
+        <w:t>WHERE state = 'FL'</w:t>
+      </w:r>
+    </w:p>
+    <w:p>
+      <w:pPr>
+        <w:rPr>
+          <w:rFonts w:asciiTheme="majorBidi" w:hAnsiTheme="majorBidi" w:cstheme="majorBidi"/>
+          <w:sz w:val="28"/>
+          <w:szCs w:val="28"/>
+          <w:lang w:val="ru-RU"/>
+        </w:rPr>
+      </w:pPr>
+      <w:r>
+        <w:rPr>
+          <w:rFonts w:asciiTheme="majorBidi" w:hAnsiTheme="majorBidi" w:cstheme="majorBidi"/>
+          <w:sz w:val="28"/>
+          <w:szCs w:val="28"/>
+          <w:lang w:val="ru-RU"/>
+        </w:rPr>
+        <w:t>ORDER BY email ASC;</w:t>
+      </w:r>
+    </w:p>
+    <w:p>
+      <w:pPr>
+        <w:rPr>
+          <w:rFonts w:asciiTheme="majorBidi" w:hAnsiTheme="majorBidi" w:cstheme="majorBidi"/>
+          <w:sz w:val="28"/>
+          <w:szCs w:val="28"/>
+          <w:lang w:val="ru-RU"/>
+        </w:rPr>
+      </w:pPr>
+    </w:p>
+    <w:p>
+      <w:pPr>
+        <w:rPr>
+          <w:rFonts w:asciiTheme="majorBidi" w:hAnsiTheme="majorBidi" w:cstheme="majorBidi"/>
+          <w:sz w:val="28"/>
+          <w:szCs w:val="28"/>
+          <w:lang w:val="ru-RU"/>
+        </w:rPr>
+      </w:pPr>
+      <w:r>
+        <w:rPr>
+          <w:rFonts w:asciiTheme="majorBidi" w:hAnsiTheme="majorBidi" w:cstheme="majorBidi"/>
+          <w:sz w:val="28"/>
+          <w:szCs w:val="28"/>
+          <w:lang w:val="ru-RU"/>
+        </w:rPr>
+        <w:t>-- Имена, фамилии и email клиентов из New York City, NY</w:t>
+      </w:r>
+    </w:p>
+    <w:p>
+      <w:pPr>
+        <w:rPr>
+          <w:rFonts w:asciiTheme="majorBidi" w:hAnsiTheme="majorBidi" w:cstheme="majorBidi"/>
+          <w:sz w:val="28"/>
+          <w:szCs w:val="28"/>
+          <w:lang w:val="ru-RU"/>
+        </w:rPr>
+      </w:pPr>
+      <w:r>
+        <w:rPr>
+          <w:rFonts w:asciiTheme="majorBidi" w:hAnsiTheme="majorBidi" w:cstheme="majorBidi"/>
+          <w:sz w:val="28"/>
+          <w:szCs w:val="28"/>
+          <w:lang w:val="ru-RU"/>
+        </w:rPr>
+        <w:t>SELECT first_name, last_name, email</w:t>
+      </w:r>
+    </w:p>
+    <w:p>
+      <w:pPr>
+        <w:rPr>
+          <w:rFonts w:asciiTheme="majorBidi" w:hAnsiTheme="majorBidi" w:cstheme="majorBidi"/>
+          <w:sz w:val="28"/>
+          <w:szCs w:val="28"/>
+          <w:lang w:val="ru-RU"/>
+        </w:rPr>
+      </w:pPr>
+      <w:r>
+        <w:rPr>
+          <w:rFonts w:asciiTheme="majorBidi" w:hAnsiTheme="majorBidi" w:cstheme="majorBidi"/>
+          <w:sz w:val="28"/>
+          <w:szCs w:val="28"/>
+          <w:lang w:val="ru-RU"/>
+        </w:rPr>
+        <w:t>FROM customers</w:t>
+      </w:r>
+    </w:p>
+    <w:p>
+      <w:pPr>
+        <w:rPr>
+          <w:rFonts w:asciiTheme="majorBidi" w:hAnsiTheme="majorBidi" w:cstheme="majorBidi"/>
+          <w:sz w:val="28"/>
+          <w:szCs w:val="28"/>
+          <w:lang w:val="ru-RU"/>
+        </w:rPr>
+      </w:pPr>
+      <w:r>
+        <w:rPr>
+          <w:rFonts w:asciiTheme="majorBidi" w:hAnsiTheme="majorBidi" w:cstheme="majorBidi"/>
+          <w:sz w:val="28"/>
+          <w:szCs w:val="28"/>
+          <w:lang w:val="ru-RU"/>
+        </w:rPr>
+        <w:t>WHERE city = 'New York City' AND state = 'NY'</w:t>
+      </w:r>
+    </w:p>
+    <w:p>
+      <w:pPr>
+        <w:rPr>
+          <w:rFonts w:asciiTheme="majorBidi" w:hAnsiTheme="majorBidi" w:cstheme="majorBidi"/>
+          <w:sz w:val="28"/>
+          <w:szCs w:val="28"/>
+          <w:lang w:val="ru-RU"/>
+        </w:rPr>
+      </w:pPr>
+      <w:r>
+        <w:rPr>
+          <w:rFonts w:asciiTheme="majorBidi" w:hAnsiTheme="majorBidi" w:cstheme="majorBidi"/>
+          <w:sz w:val="28"/>
+          <w:szCs w:val="28"/>
+          <w:lang w:val="ru-RU"/>
+        </w:rPr>
+        <w:t>ORDER BY last_name, first_name;</w:t>
+      </w:r>
+    </w:p>
+    <w:p>
+      <w:pPr>
+        <w:rPr>
+          <w:rFonts w:asciiTheme="majorBidi" w:hAnsiTheme="majorBidi" w:cstheme="majorBidi"/>
+          <w:sz w:val="28"/>
+          <w:szCs w:val="28"/>
+          <w:lang w:val="ru-RU"/>
+        </w:rPr>
+      </w:pPr>
+    </w:p>
+    <w:p>
+      <w:pPr>
+        <w:rPr>
+          <w:rFonts w:asciiTheme="majorBidi" w:hAnsiTheme="majorBidi" w:cstheme="majorBidi"/>
+          <w:sz w:val="28"/>
+          <w:szCs w:val="28"/>
+          <w:lang w:val="ru-RU"/>
+        </w:rPr>
+      </w:pPr>
+      <w:r>
+        <w:rPr>
+          <w:rFonts w:asciiTheme="majorBidi" w:hAnsiTheme="majorBidi" w:cstheme="majorBidi"/>
+          <w:sz w:val="28"/>
+          <w:szCs w:val="28"/>
+          <w:lang w:val="ru-RU"/>
+        </w:rPr>
+        <w:t>-- Все клиенты с телефонами, сортировка по дате добавления</w:t>
+      </w:r>
+    </w:p>
+    <w:p>
+      <w:pPr>
+        <w:rPr>
+          <w:rFonts w:asciiTheme="majorBidi" w:hAnsiTheme="majorBidi" w:cstheme="majorBidi"/>
+          <w:sz w:val="28"/>
+          <w:szCs w:val="28"/>
+          <w:lang w:val="ru-RU"/>
+        </w:rPr>
+      </w:pPr>
+      <w:r>
+        <w:rPr>
+          <w:rFonts w:asciiTheme="majorBidi" w:hAnsiTheme="majorBidi" w:cstheme="majorBidi"/>
+          <w:sz w:val="28"/>
+          <w:szCs w:val="28"/>
+          <w:lang w:val="ru-RU"/>
         </w:rPr>
         <w:t>SELECT *</w:t>
       </w:r>
@@ -42,13 +696,187 @@
           <w:rFonts w:asciiTheme="majorBidi" w:hAnsiTheme="majorBidi" w:cstheme="majorBidi"/>
           <w:sz w:val="28"/>
           <w:szCs w:val="28"/>
-        </w:rPr>
-      </w:pPr>
-      <w:r>
-        <w:rPr>
-          <w:rFonts w:asciiTheme="majorBidi" w:hAnsiTheme="majorBidi" w:cstheme="majorBidi"/>
-          <w:sz w:val="28"/>
-          <w:szCs w:val="28"/>
+          <w:lang w:val="ru-RU"/>
+        </w:rPr>
+      </w:pPr>
+      <w:r>
+        <w:rPr>
+          <w:rFonts w:asciiTheme="majorBidi" w:hAnsiTheme="majorBidi" w:cstheme="majorBidi"/>
+          <w:sz w:val="28"/>
+          <w:szCs w:val="28"/>
+          <w:lang w:val="ru-RU"/>
+        </w:rPr>
+        <w:t>FROM customers</w:t>
+      </w:r>
+    </w:p>
+    <w:p>
+      <w:pPr>
+        <w:rPr>
+          <w:rFonts w:asciiTheme="majorBidi" w:hAnsiTheme="majorBidi" w:cstheme="majorBidi"/>
+          <w:sz w:val="28"/>
+          <w:szCs w:val="28"/>
+          <w:lang w:val="ru-RU"/>
+        </w:rPr>
+      </w:pPr>
+      <w:r>
+        <w:rPr>
+          <w:rFonts w:asciiTheme="majorBidi" w:hAnsiTheme="majorBidi" w:cstheme="majorBidi"/>
+          <w:sz w:val="28"/>
+          <w:szCs w:val="28"/>
+          <w:lang w:val="ru-RU"/>
+        </w:rPr>
+        <w:t>WHERE phone IS NOT NULL</w:t>
+      </w:r>
+    </w:p>
+    <w:p>
+      <w:pPr>
+        <w:rPr>
+          <w:rFonts w:asciiTheme="majorBidi" w:hAnsiTheme="majorBidi" w:cstheme="majorBidi"/>
+          <w:sz w:val="28"/>
+          <w:szCs w:val="28"/>
+          <w:lang w:val="ru-RU"/>
+        </w:rPr>
+      </w:pPr>
+      <w:r>
+        <w:rPr>
+          <w:rFonts w:asciiTheme="majorBidi" w:hAnsiTheme="majorBidi" w:cstheme="majorBidi"/>
+          <w:sz w:val="28"/>
+          <w:szCs w:val="28"/>
+          <w:lang w:val="ru-RU"/>
+        </w:rPr>
+        <w:t>ORDER BY date_added;</w:t>
+      </w:r>
+    </w:p>
+    <w:p>
+      <w:pPr>
+        <w:rPr>
+          <w:rFonts w:asciiTheme="majorBidi" w:hAnsiTheme="majorBidi" w:cstheme="majorBidi"/>
+          <w:sz w:val="28"/>
+          <w:szCs w:val="28"/>
+          <w:lang w:val="ru-RU"/>
+        </w:rPr>
+      </w:pPr>
+    </w:p>
+    <w:p>
+      <w:pPr>
+        <w:rPr>
+          <w:rFonts w:asciiTheme="majorBidi" w:hAnsiTheme="majorBidi" w:cstheme="majorBidi"/>
+          <w:sz w:val="28"/>
+          <w:szCs w:val="28"/>
+          <w:lang w:val="ru-RU"/>
+        </w:rPr>
+      </w:pPr>
+      <w:r>
+        <w:rPr>
+          <w:rFonts w:asciiTheme="majorBidi" w:hAnsiTheme="majorBidi" w:cstheme="majorBidi"/>
+          <w:sz w:val="28"/>
+          <w:szCs w:val="28"/>
+          <w:lang w:val="ru-RU"/>
+        </w:rPr>
+        <w:t>-- =====================================================</w:t>
+      </w:r>
+    </w:p>
+    <w:p>
+      <w:pPr>
+        <w:rPr>
+          <w:rFonts w:asciiTheme="majorBidi" w:hAnsiTheme="majorBidi" w:cstheme="majorBidi"/>
+          <w:sz w:val="28"/>
+          <w:szCs w:val="28"/>
+          <w:lang w:val="ru-RU"/>
+        </w:rPr>
+      </w:pPr>
+      <w:r>
+        <w:rPr>
+          <w:rFonts w:asciiTheme="majorBidi" w:hAnsiTheme="majorBidi" w:cstheme="majorBidi"/>
+          <w:sz w:val="28"/>
+          <w:szCs w:val="28"/>
+          <w:lang w:val="ru-RU"/>
+        </w:rPr>
+        <w:t>-- ИНДИВИДУАЛЬНЫЕ ЗАДАНИЯ (вариант 11)</w:t>
+      </w:r>
+    </w:p>
+    <w:p>
+      <w:pPr>
+        <w:rPr>
+          <w:rFonts w:asciiTheme="majorBidi" w:hAnsiTheme="majorBidi" w:cstheme="majorBidi"/>
+          <w:sz w:val="28"/>
+          <w:szCs w:val="28"/>
+          <w:lang w:val="ru-RU"/>
+        </w:rPr>
+      </w:pPr>
+      <w:r>
+        <w:rPr>
+          <w:rFonts w:asciiTheme="majorBidi" w:hAnsiTheme="majorBidi" w:cstheme="majorBidi"/>
+          <w:sz w:val="28"/>
+          <w:szCs w:val="28"/>
+          <w:lang w:val="ru-RU"/>
+        </w:rPr>
+        <w:t>-- =====================================================</w:t>
+      </w:r>
+    </w:p>
+    <w:p>
+      <w:pPr>
+        <w:rPr>
+          <w:rFonts w:asciiTheme="majorBidi" w:hAnsiTheme="majorBidi" w:cstheme="majorBidi"/>
+          <w:sz w:val="28"/>
+          <w:szCs w:val="28"/>
+          <w:lang w:val="ru-RU"/>
+        </w:rPr>
+      </w:pPr>
+    </w:p>
+    <w:p>
+      <w:pPr>
+        <w:rPr>
+          <w:rFonts w:asciiTheme="majorBidi" w:hAnsiTheme="majorBidi" w:cstheme="majorBidi"/>
+          <w:sz w:val="28"/>
+          <w:szCs w:val="28"/>
+          <w:lang w:val="ru-RU"/>
+        </w:rPr>
+      </w:pPr>
+      <w:r>
+        <w:rPr>
+          <w:rFonts w:asciiTheme="majorBidi" w:hAnsiTheme="majorBidi" w:cstheme="majorBidi"/>
+          <w:sz w:val="28"/>
+          <w:szCs w:val="28"/>
+          <w:lang w:val="ru-RU"/>
+        </w:rPr>
+        <w:t>-- Задание 1. 10 последних отправленных писем</w:t>
+      </w:r>
+    </w:p>
+    <w:p>
+      <w:pPr>
+        <w:rPr>
+          <w:rFonts w:asciiTheme="majorBidi" w:hAnsiTheme="majorBidi" w:cstheme="majorBidi"/>
+          <w:sz w:val="28"/>
+          <w:szCs w:val="28"/>
+          <w:lang w:val="ru-RU"/>
+        </w:rPr>
+      </w:pPr>
+      <w:r>
+        <w:rPr>
+          <w:rFonts w:asciiTheme="majorBidi" w:hAnsiTheme="majorBidi" w:cstheme="majorBidi"/>
+          <w:sz w:val="28"/>
+          <w:szCs w:val="28"/>
+          <w:lang w:val="ru-RU"/>
+        </w:rPr>
+        <w:t>SELECT *</w:t>
+      </w:r>
+    </w:p>
+    <w:p>
+      <w:pPr>
+        <w:rPr>
+          <w:rFonts w:asciiTheme="majorBidi" w:hAnsiTheme="majorBidi" w:cstheme="majorBidi"/>
+          <w:sz w:val="28"/>
+          <w:szCs w:val="28"/>
+          <w:lang w:val="ru-RU"/>
+        </w:rPr>
+      </w:pPr>
+      <w:r>
+        <w:rPr>
+          <w:rFonts w:asciiTheme="majorBidi" w:hAnsiTheme="majorBidi" w:cstheme="majorBidi"/>
+          <w:sz w:val="28"/>
+          <w:szCs w:val="28"/>
+          <w:lang w:val="ru-RU"/>
         </w:rPr>
         <w:t>FROM emails</w:t>
       </w:r>
@@ -59,13 +887,15 @@
           <w:rFonts w:asciiTheme="majorBidi" w:hAnsiTheme="majorBidi" w:cstheme="majorBidi"/>
           <w:sz w:val="28"/>
           <w:szCs w:val="28"/>
-        </w:rPr>
-      </w:pPr>
-      <w:r>
-        <w:rPr>
-          <w:rFonts w:asciiTheme="majorBidi" w:hAnsiTheme="majorBidi" w:cstheme="majorBidi"/>
-          <w:sz w:val="28"/>
-          <w:szCs w:val="28"/>
+          <w:lang w:val="ru-RU"/>
+        </w:rPr>
+      </w:pPr>
+      <w:r>
+        <w:rPr>
+          <w:rFonts w:asciiTheme="majorBidi" w:hAnsiTheme="majorBidi" w:cstheme="majorBidi"/>
+          <w:sz w:val="28"/>
+          <w:szCs w:val="28"/>
+          <w:lang w:val="ru-RU"/>
         </w:rPr>
         <w:t>ORDER BY sent_date DESC</w:t>
       </w:r>
@@ -84,6 +914,7 @@
           <w:rFonts w:asciiTheme="majorBidi" w:hAnsiTheme="majorBidi" w:cstheme="majorBidi"/>
           <w:sz w:val="28"/>
           <w:szCs w:val="28"/>
+          <w:lang w:val="ru-RU"/>
         </w:rPr>
         <w:t>LIMIT 10;</w:t>
       </w:r>
@@ -104,30 +935,34 @@
           <w:rFonts w:asciiTheme="majorBidi" w:hAnsiTheme="majorBidi" w:cstheme="majorBidi"/>
           <w:sz w:val="28"/>
           <w:szCs w:val="28"/>
-        </w:rPr>
-      </w:pPr>
-      <w:r>
-        <w:rPr>
-          <w:rFonts w:asciiTheme="majorBidi" w:hAnsiTheme="majorBidi" w:cstheme="majorBidi"/>
-          <w:sz w:val="28"/>
-          <w:szCs w:val="28"/>
-        </w:rPr>
-        <w:t>Задание 2: Продажи не через канал 'dealership'</w:t>
-      </w:r>
-    </w:p>
-    <w:p>
-      <w:pPr>
-        <w:rPr>
-          <w:rFonts w:asciiTheme="majorBidi" w:hAnsiTheme="majorBidi" w:cstheme="majorBidi"/>
-          <w:sz w:val="28"/>
-          <w:szCs w:val="28"/>
-        </w:rPr>
-      </w:pPr>
-      <w:r>
-        <w:rPr>
-          <w:rFonts w:asciiTheme="majorBidi" w:hAnsiTheme="majorBidi" w:cstheme="majorBidi"/>
-          <w:sz w:val="28"/>
-          <w:szCs w:val="28"/>
+          <w:lang w:val="ru-RU"/>
+        </w:rPr>
+      </w:pPr>
+      <w:r>
+        <w:rPr>
+          <w:rFonts w:asciiTheme="majorBidi" w:hAnsiTheme="majorBidi" w:cstheme="majorBidi"/>
+          <w:sz w:val="28"/>
+          <w:szCs w:val="28"/>
+          <w:lang w:val="ru-RU"/>
+        </w:rPr>
+        <w:t>-- Задание 2. Продажи не через канал 'dealership'</w:t>
+      </w:r>
+    </w:p>
+    <w:p>
+      <w:pPr>
+        <w:rPr>
+          <w:rFonts w:asciiTheme="majorBidi" w:hAnsiTheme="majorBidi" w:cstheme="majorBidi"/>
+          <w:sz w:val="28"/>
+          <w:szCs w:val="28"/>
+          <w:lang w:val="ru-RU"/>
+        </w:rPr>
+      </w:pPr>
+      <w:r>
+        <w:rPr>
+          <w:rFonts w:asciiTheme="majorBidi" w:hAnsiTheme="majorBidi" w:cstheme="majorBidi"/>
+          <w:sz w:val="28"/>
+          <w:szCs w:val="28"/>
+          <w:lang w:val="ru-RU"/>
         </w:rPr>
         <w:t>SELECT *</w:t>
       </w:r>
@@ -138,30 +973,26 @@
           <w:rFonts w:asciiTheme="majorBidi" w:hAnsiTheme="majorBidi" w:cstheme="majorBidi"/>
           <w:sz w:val="28"/>
           <w:szCs w:val="28"/>
-        </w:rPr>
-      </w:pPr>
-      <w:r>
-        <w:rPr>
-          <w:rFonts w:asciiTheme="majorBidi" w:hAnsiTheme="majorBidi" w:cstheme="majorBidi"/>
-          <w:sz w:val="28"/>
-          <w:szCs w:val="28"/>
+          <w:lang w:val="ru-RU"/>
+        </w:rPr>
+      </w:pPr>
+      <w:r>
+        <w:rPr>
+          <w:rFonts w:asciiTheme="majorBidi" w:hAnsiTheme="majorBidi" w:cstheme="majorBidi"/>
+          <w:sz w:val="28"/>
+          <w:szCs w:val="28"/>
+          <w:lang w:val="ru-RU"/>
         </w:rPr>
         <w:t>FROM sales</w:t>
       </w:r>
     </w:p>
     <w:p>
-      <w:pPr>
-        <w:rPr>
-          <w:rFonts w:asciiTheme="majorBidi" w:hAnsiTheme="majorBidi" w:cstheme="majorBidi"/>
-          <w:sz w:val="28"/>
-          <w:szCs w:val="28"/>
-        </w:rPr>
-      </w:pPr>
-      <w:r>
-        <w:rPr>
-          <w:rFonts w:asciiTheme="majorBidi" w:hAnsiTheme="majorBidi" w:cstheme="majorBidi"/>
-          <w:sz w:val="28"/>
-          <w:szCs w:val="28"/>
+      <w:r>
+        <w:rPr>
+          <w:rFonts w:asciiTheme="majorBidi" w:hAnsiTheme="majorBidi" w:cstheme="majorBidi"/>
+          <w:sz w:val="28"/>
+          <w:szCs w:val="28"/>
+          <w:lang w:val="ru-RU"/>
         </w:rPr>
         <w:t>WHERE channel != 'dealership';</w:t>
       </w:r>
